--- a/exercises/lab_05_02/Lab Instructions.docx
+++ b/exercises/lab_05_02/Lab Instructions.docx
@@ -307,7 +307,7 @@
           <w:szCs w:val="24"/>
           <w:lang w:val="en-US"/>
         </w:rPr>
-        <w:t>Paste in the starter code below.</w:t>
+        <w:t>Paste in the starter code from focusplanner.py in this lab's folder.</w:t>
       </w:r>
     </w:p>
     <w:p xmlns:wp14="http://schemas.microsoft.com/office/word/2010/wordml" wp14:paraId="1F218B57" wp14:textId="3A6BED6B">
